--- a/companies/hollowell-ip/Engagements/Keith-Duarte/2021.08.14 - Kickoff Memo - Prosecution Support.docx
+++ b/companies/hollowell-ip/Engagements/Keith-Duarte/2021.08.14 - Kickoff Memo - Prosecution Support.docx
@@ -3,27 +3,20 @@
 <w:document xmlns:wpc="http://schemas.microsoft.com/office/word/2010/wordprocessingCanvas" xmlns:mo="http://schemas.microsoft.com/office/mac/office/2008/main" xmlns:mc="http://schemas.openxmlformats.org/markup-compatibility/2006" xmlns:mv="urn:schemas-microsoft-com:mac:vml" xmlns:o="urn:schemas-microsoft-com:office:office" xmlns:r="http://schemas.openxmlformats.org/officeDocument/2006/relationships" xmlns:m="http://schemas.openxmlformats.org/officeDocument/2006/math" xmlns:v="urn:schemas-microsoft-com:vml" xmlns:wp14="http://schemas.microsoft.com/office/word/2010/wordprocessingDrawing" xmlns:wp="http://schemas.openxmlformats.org/drawingml/2006/wordprocessingDrawing" xmlns:w10="urn:schemas-microsoft-com:office:word" xmlns:w="http://schemas.openxmlformats.org/wordprocessingml/2006/main" xmlns:w14="http://schemas.microsoft.com/office/word/2010/wordml" xmlns:wpg="http://schemas.microsoft.com/office/word/2010/wordprocessingGroup" xmlns:wpi="http://schemas.microsoft.com/office/word/2010/wordprocessingInk" xmlns:wne="http://schemas.microsoft.com/office/word/2006/wordml" xmlns:wps="http://schemas.microsoft.com/office/word/2010/wordprocessingShape" mc:Ignorable="w14 wp14">
   <w:body>
     <w:p>
+      <w:pPr>
+        <w:pStyle w:val="Heading1"/>
+      </w:pPr>
       <w:r>
-        <w:t>To: Kelly Snyder and Joseph Walker</w:t>
-        <w:br/>
-        <w:t>From: Heather Munoz, Partner</w:t>
-        <w:br/>
-        <w:t>Re: Kickoff, prosecution support for the Keith-Duarte portfolio</w:t>
+        <w:t>Kickoff Memorandum</w:t>
       </w:r>
     </w:p>
     <w:p>
       <w:r>
-        <w:t>The goal on this engagement is narrow. We keep every family in the Keith-Duarte portfolio current, and we let no filing or response pass its date. Everything below serves that.</w:t>
-      </w:r>
-    </w:p>
-    <w:p>
-      <w:r>
-        <w:t>The client is Keith-Duarte. Their contact is Joseph Palmer, their General Manager, and client questions route through him. The engagement runs from August 11, 2021, and we are at the front of it now.</w:t>
-      </w:r>
-    </w:p>
-    <w:p>
-      <w:r>
-        <w:t>One thing to fix before anything else. The docket is the part of this the firm cannot forgive. A date, once confirmed, is not moved to suit a draft, and no matter leaves this office without clearing the desk.</w:t>
+        <w:t>To: Kelly Snyder; Joseph Walker</w:t>
+        <w:br/>
+        <w:t>From: Heather Munoz</w:t>
+        <w:br/>
+        <w:t>Re: Keith-Duarte prosecution support</w:t>
       </w:r>
     </w:p>
     <w:p>
@@ -31,12 +24,30 @@
         <w:pStyle w:val="Heading2"/>
       </w:pPr>
       <w:r>
-        <w:t>How the Work Divides</w:t>
+        <w:t>What we owe the client</w:t>
       </w:r>
     </w:p>
     <w:p>
       <w:r>
-        <w:t>Owners are set now, so nothing sits between us. Each of you knows the whole of your part; read this before the first response comes due.</w:t>
+        <w:t>Every pending application on the Keith-Duarte list moves forward, and no date is missed. That is the whole job. The engagement opened on August 11, 2021, and the fee is fixed.</w:t>
+      </w:r>
+    </w:p>
+    <w:p>
+      <w:r>
+        <w:t>Our contact is Joseph Palmer, General Manager. He wants the recommendation first and the reasons after it. Instructions come from him, or from someone he names in writing, and from no one else.</w:t>
+      </w:r>
+    </w:p>
+    <w:p>
+      <w:r>
+        <w:t>We are not drafting new applications on this matter, and we are not giving validity or infringement opinions. If Keith-Duarte asks for either, bring it to me before anyone says yes.</w:t>
+      </w:r>
+    </w:p>
+    <w:p>
+      <w:pPr>
+        <w:pStyle w:val="Heading2"/>
+      </w:pPr>
+      <w:r>
+        <w:t>The work, in the order it starts</w:t>
       </w:r>
     </w:p>
     <w:p>
@@ -44,7 +55,7 @@
         <w:pStyle w:val="ListBullet"/>
       </w:pPr>
       <w:r>
-        <w:t>Docket and dates. Kelly Snyder pulls every deadline in the portfolio and reconciles it against the office record. Nothing is assumed. Each date is confirmed against the file, not the calendar we inherited.</w:t>
+        <w:t>Intake and docket. Kelly Snyder pulls the file history for every designated application and checks each response date and fee window against the Patent Office record. Docketing enters the dates and a second person checks them. If a date falls inside the intake period, tell me the same day.</w:t>
       </w:r>
     </w:p>
     <w:p>
@@ -52,7 +63,7 @@
         <w:pStyle w:val="ListBullet"/>
       </w:pPr>
       <w:r>
-        <w:t>Office actions. Kelly Snyder drafts the responses as actions issue, in the order the docket sets. I review each before it files. Nothing goes out on a Friday afternoon without a second read.</w:t>
+        <w:t>Office action summaries. Kelly Snyder writes one page per open action: the rejections, the response date, the path we recommend, and a rough cost. If the path looks expensive for this client, say so on the page.</w:t>
       </w:r>
     </w:p>
     <w:p>
@@ -60,7 +71,7 @@
         <w:pStyle w:val="ListBullet"/>
       </w:pPr>
       <w:r>
-        <w:t>File histories and specifications. Joseph Walker reads into each family, checks the record behind every response, and flags anything in a specification the response has to account for. If the history does not support a position, we do not take it.</w:t>
+        <w:t>Prior art rejections. Joseph Walker reads the cited references against the claims. For each rejection, mark whether argument alone is likely to be enough or whether we need an amendment. Nothing goes out with a conclusion I have not seen qualified.</w:t>
       </w:r>
     </w:p>
     <w:p>
@@ -68,22 +79,15 @@
         <w:pStyle w:val="ListBullet"/>
       </w:pPr>
       <w:r>
-        <w:t>Client updates. Short notes against the matter, sent whenever a family moves. I write the ones the client reads. Keep your notes to me plain and dated, and I will shape what goes out.</w:t>
+        <w:t>Inventor call. I will ask Joseph Palmer for a technical call with the inventors on the application with the earliest response date.</w:t>
       </w:r>
     </w:p>
     <w:p>
+      <w:pPr>
+        <w:pStyle w:val="ListBullet"/>
+      </w:pPr>
       <w:r>
-        <w:t>Joseph Palmer hears from me, not from the desk, and not from a draft that has not been read. That is how a scope question stays a scope question and does not become a surprise.</w:t>
-      </w:r>
-    </w:p>
-    <w:p>
-      <w:r>
-        <w:t>Two things about how we write here. Do not overstate a response. A claim we cannot support in the record is a liability, not a win, and I would rather read a careful hedge than a confident one. Mark privileged work privileged without being asked.</w:t>
-      </w:r>
-    </w:p>
-    <w:p>
-      <w:r>
-        <w:t>The portfolio we inherited is in decent shape, but the inherited calendar is not the source of truth. The file is. Where the two disagree, the file wins and I want to know.</w:t>
+        <w:t>Continuation watch. I keep a running list of applications that look close to allowance. No issue fee is paid until the client has our continuation recommendation in writing.</w:t>
       </w:r>
     </w:p>
     <w:p>
@@ -91,27 +95,104 @@
         <w:pStyle w:val="Heading2"/>
       </w:pPr>
       <w:r>
-        <w:t>First Actions</w:t>
+        <w:t>Budget</w:t>
       </w:r>
     </w:p>
     <w:p>
       <w:r>
-        <w:t>Kelly Snyder: build the deadline calendar this week and send me anything due in the next thirty days. Joseph Walker: start on the two families closest to a response date and read their histories first. Both of you: bring me anything unclear before you act on it, not after.</w:t>
+        <w:t>The fee is fixed, so time spent outside the letter is ours to absorb. Track your hours against each application anyway. If one application starts to take more than its share, I want to know early.</w:t>
       </w:r>
     </w:p>
     <w:p>
       <w:r>
-        <w:t>The two families closest to a date come first. Everything else waits behind them until the calendar is built and I have seen it. Do not start a response on a family whose dates we have not confirmed.</w:t>
+        <w:t>Continuations sit outside the fee. When we recommend one, the client gets a cost estimate in the same letter.</w:t>
+      </w:r>
+    </w:p>
+    <w:p>
+      <w:pPr>
+        <w:pStyle w:val="Heading2"/>
+      </w:pPr>
+      <w:r>
+        <w:t>Writing to Keith-Duarte</w:t>
       </w:r>
     </w:p>
     <w:p>
       <w:r>
-        <w:t>Log every date you confirm against the source. If a date on the inherited calendar does not match the office record, stop and tell me. That mismatch is exactly the kind of thing we are here to catch.</w:t>
+        <w:t>Anything that goes to the client leads with the decision needed and the date it is needed by. The analysis comes second. Caveats go in their own paragraph, where they cannot be skimmed past.</w:t>
       </w:r>
     </w:p>
     <w:p>
       <w:r>
-        <w:t>We meet Friday to confirm the calendar. Bring the dates.</w:t>
+        <w:t>Use full names and titles in anything Joseph Palmer reads. Every draft response comes to me before it goes to him. I sign any response that changes claim scope.</w:t>
+      </w:r>
+    </w:p>
+    <w:p>
+      <w:pPr>
+        <w:pStyle w:val="Heading2"/>
+      </w:pPr>
+      <w:r>
+        <w:t>What could go wrong early</w:t>
+      </w:r>
+    </w:p>
+    <w:p>
+      <w:pPr>
+        <w:pStyle w:val="ListBullet"/>
+      </w:pPr>
+      <w:r>
+        <w:t>Files held by other counsel. If any application has not transferred yet, its dates are still ours to watch. Kelly Snyder should flag each one until the power of attorney is recorded.</w:t>
+      </w:r>
+    </w:p>
+    <w:p>
+      <w:pPr>
+        <w:pStyle w:val="ListBullet"/>
+      </w:pPr>
+      <w:r>
+        <w:t>Client records that disagree with the official record. The Patent Office record controls. Note every mismatch, and tell the client which dates we corrected.</w:t>
+      </w:r>
+    </w:p>
+    <w:p>
+      <w:pPr>
+        <w:pStyle w:val="ListBullet"/>
+      </w:pPr>
+      <w:r>
+        <w:t>Inventor availability. If the inventors cannot meet before the first response is due, we file on the record we have and say so in the response summary.</w:t>
+      </w:r>
+    </w:p>
+    <w:p>
+      <w:pPr>
+        <w:pStyle w:val="Heading2"/>
+      </w:pPr>
+      <w:r>
+        <w:t>Before we meet again</w:t>
+      </w:r>
+    </w:p>
+    <w:p>
+      <w:pPr>
+        <w:pStyle w:val="ListBullet"/>
+      </w:pPr>
+      <w:r>
+        <w:t>Kelly Snyder: request the file histories and the client's own docket records. Send me the reconciled date list when it is done.</w:t>
+      </w:r>
+    </w:p>
+    <w:p>
+      <w:pPr>
+        <w:pStyle w:val="ListBullet"/>
+      </w:pPr>
+      <w:r>
+        <w:t>Joseph Walker: open a prior art file for each application, starting with the earliest response date.</w:t>
+      </w:r>
+    </w:p>
+    <w:p>
+      <w:pPr>
+        <w:pStyle w:val="ListBullet"/>
+      </w:pPr>
+      <w:r>
+        <w:t>Heather Munoz: confirm the designated application list with Joseph Palmer in writing, and ask for the inventor call.</w:t>
+      </w:r>
+    </w:p>
+    <w:p>
+      <w:r>
+        <w:t>Date questions come to me the day you find them. Everything else can wait for our weekly meeting.</w:t>
       </w:r>
     </w:p>
     <w:sectPr>
